--- a/RFI-Docs/FY24 NRAC REPORT--PRECISION ONCOLOGY.docx
+++ b/RFI-Docs/FY24 NRAC REPORT--PRECISION ONCOLOGY.docx
@@ -4,9 +4,123 @@
   <w:body>
     <w:p>
       <w:pPr>
+        <w:jc w:val="left"/>
+      </w:pPr>
+      <w:r>
+        <w:rPr>
+          <w:color w:val="646464"/>
+          <w:sz w:val="18"/>
+        </w:rPr>
+        <w:t>Document: FY24 NRAC REPORT--PRECISION ONCOLOGY.docx</w:t>
+      </w:r>
+    </w:p>
+    <w:p>
+      <w:pPr>
+        <w:jc w:val="left"/>
+      </w:pPr>
+      <w:r>
+        <w:rPr>
+          <w:color w:val="646464"/>
+          <w:sz w:val="18"/>
+        </w:rPr>
+        <w:t>Title: FY24 NRAC REPORT--PRECISION ONCOLOGY</w:t>
+      </w:r>
+    </w:p>
+    <w:p>
+      <w:pPr>
+        <w:jc w:val="left"/>
+      </w:pPr>
+      <w:r>
+        <w:rPr>
+          <w:color w:val="646464"/>
+          <w:sz w:val="18"/>
+        </w:rPr>
+        <w:t>Topic: Precision Oncology | Type: Presentations and Other Documents</w:t>
+      </w:r>
+    </w:p>
+    <w:p>
+      <w:pPr>
+        <w:jc w:val="left"/>
+      </w:pPr>
+      <w:r>
+        <w:rPr>
+          <w:color w:val="646464"/>
+          <w:sz w:val="18"/>
+        </w:rPr>
+        <w:t>Created: 2025-02-20 | By: Richman, Michael (VACO)</w:t>
+      </w:r>
+    </w:p>
+    <w:p>
+      <w:pPr>
+        <w:jc w:val="left"/>
+      </w:pPr>
+      <w:r>
+        <w:rPr>
+          <w:color w:val="646464"/>
+          <w:sz w:val="18"/>
+        </w:rPr>
+        <w:t>Modified: 2026-02-02 | By: Bartlinski, David</w:t>
+      </w:r>
+    </w:p>
+    <w:p>
+      <w:pPr>
+        <w:jc w:val="left"/>
+      </w:pPr>
+      <w:r>
+        <w:rPr>
+          <w:color w:val="C8C8C8"/>
+          <w:sz w:val="16"/>
+        </w:rPr>
+        <w:t>────────────────────────────────────────────────────────────────────────────────</w:t>
+      </w:r>
+    </w:p>
+    <w:p>
+      <w:pPr>
+        <w:jc w:val="left"/>
+      </w:pPr>
+      <w:r/>
+    </w:p>
+    <w:p>
+      <w:pPr>
+        <w:jc w:val="left"/>
+      </w:pPr>
+      <w:r>
+        <w:rPr>
+          <w:color w:val="646464"/>
+          <w:sz w:val="18"/>
+        </w:rPr>
+        <w:t>Topic: Precision Oncology | Type: Presentations and Other Documents</w:t>
+      </w:r>
+    </w:p>
+    <w:p>
+      <w:pPr>
+        <w:jc w:val="left"/>
+      </w:pPr>
+      <w:r>
+        <w:rPr>
+          <w:color w:val="646464"/>
+          <w:sz w:val="18"/>
+        </w:rPr>
+        <w:t>Created: 2025-02-20 | By: Richman, Michael (VACO)</w:t>
+      </w:r>
+    </w:p>
+    <w:p>
+      <w:pPr>
+        <w:jc w:val="left"/>
+      </w:pPr>
+      <w:r>
+        <w:rPr>
+          <w:color w:val="646464"/>
+          <w:sz w:val="18"/>
+        </w:rPr>
+        <w:t>Modified: 2026-02-02 | By: Bartlinski, David</w:t>
+      </w:r>
+    </w:p>
+    <w:p>
+      <w:pPr>
         <w:pStyle w:val="Heading3"/>
         <w:ind w:left="0"/>
-        <w:jc w:val="center"/>
+        <w:jc w:val="left"/>
         <w:rPr>
           <w:rFonts w:ascii="Calibri" w:hAnsi="Calibri" w:cs="Calibri"/>
           <w:b/>
@@ -16,28 +130,23 @@
           <w:szCs w:val="28"/>
         </w:rPr>
       </w:pPr>
-      <w:bookmarkStart w:id="0" w:name="_Toc187150984"/>
-      <w:r>
-        <w:rPr>
-          <w:rFonts w:ascii="Calibri" w:hAnsi="Calibri" w:cs="Calibri"/>
-          <w:b/>
-          <w:bCs/>
-          <w:color w:val="1F4E79" w:themeColor="accent5" w:themeShade="80"/>
-          <w:sz w:val="28"/>
-          <w:szCs w:val="28"/>
-        </w:rPr>
-        <w:t>Precision Oncology</w:t>
-      </w:r>
-      <w:bookmarkEnd w:id="0"/>
-    </w:p>
-    <w:p>
-      <w:pPr>
-        <w:rPr>
-          <w:rFonts w:ascii="Calibri" w:hAnsi="Calibri" w:cs="Calibri"/>
-          <w:sz w:val="24"/>
-          <w:szCs w:val="24"/>
-        </w:rPr>
-      </w:pPr>
+      <w:r>
+        <w:rPr>
+          <w:color w:val="C8C8C8"/>
+          <w:sz w:val="16"/>
+        </w:rPr>
+        <w:t>────────────────────────────────────────────────────────────────────────────────</w:t>
+      </w:r>
+    </w:p>
+    <w:p>
+      <w:pPr>
+        <w:rPr>
+          <w:rFonts w:ascii="Calibri" w:hAnsi="Calibri" w:cs="Calibri"/>
+          <w:sz w:val="24"/>
+          <w:szCs w:val="24"/>
+        </w:rPr>
+      </w:pPr>
+      <w:r/>
     </w:p>
     <w:p>
       <w:pPr>
